--- a/docs/publications/aan-training-program/AAN_Track_B_Implementation.docx
+++ b/docs/publications/aan-training-program/AAN_Track_B_Implementation.docx
@@ -220,7 +220,7 @@
           <w:color w:val="5A5A5A"/>
           <w:sz w:val="18"/>
         </w:rPr>
-        <w:t>Figure 1 — Track B sequencing: B1 → B2 → B3 is a real dependency chain; B4–B6 run in parallel after B2. Every module ends by landing evidence.</w:t>
+        <w:t>Figure 1 — Track B sequencing: B1 → B2 → B3 is a real dependency chain; B4–B6 run in parallel after B2; B7 (authorize &amp; operate, Books 15–16) caps the track.</w:t>
       </w:r>
     </w:p>
     <w:p>
@@ -729,6 +729,128 @@
         <w:rPr>
           <w:color w:val="0D1B2E"/>
         </w:rPr>
+        <w:t>Module B7 — Authorize &amp; operate (Books 15–16)</w:t>
+      </w:r>
+    </w:p>
+    <w:p>
+      <w:pPr>
+        <w:pStyle w:val="ListBullet"/>
+      </w:pPr>
+      <w:r>
+        <w:rPr>
+          <w:b/>
+          <w:sz w:val="22"/>
+        </w:rPr>
+        <w:t>Read:</w:t>
+      </w:r>
+      <w:r>
+        <w:rPr>
+          <w:sz w:val="22"/>
+        </w:rPr>
+        <w:t xml:space="preserve"> Book 15 (Cybersecurity Training &amp; Awareness) and Book 16 (Authorization Package &amp; ConMon).</w:t>
+      </w:r>
+    </w:p>
+    <w:p>
+      <w:pPr>
+        <w:pStyle w:val="ListBullet"/>
+      </w:pPr>
+      <w:r>
+        <w:rPr>
+          <w:b/>
+          <w:sz w:val="22"/>
+        </w:rPr>
+        <w:t>Build:</w:t>
+      </w:r>
+      <w:r>
+        <w:rPr>
+          <w:sz w:val="22"/>
+        </w:rPr>
+        <w:t xml:space="preserve"> the four-dimension training program with its monthly LMS export (Viva Learning Graph API → </w:t>
+      </w:r>
+      <w:r>
+        <w:rPr>
+          <w:rFonts w:ascii="Consolas" w:hAnsi="Consolas"/>
+          <w:sz w:val="22"/>
+        </w:rPr>
+        <w:t>training-effectiveness-record</w:t>
+      </w:r>
+      <w:r>
+        <w:rPr>
+          <w:sz w:val="22"/>
+        </w:rPr>
+        <w:t xml:space="preserve"> JSON), then the authorization mechanics: the OSCAL AP/AR/POA&amp;M bundle, the CA-7 ConMon calendar with per-slot evidence freshness rules, and the BOD 26-04 VDR/VER submission flow.</w:t>
+      </w:r>
+    </w:p>
+    <w:p>
+      <w:pPr>
+        <w:pStyle w:val="ListBullet"/>
+      </w:pPr>
+      <w:r>
+        <w:rPr>
+          <w:b/>
+          <w:sz w:val="22"/>
+        </w:rPr>
+        <w:t>Lab:</w:t>
+      </w:r>
+      <w:r>
+        <w:rPr>
+          <w:sz w:val="22"/>
+        </w:rPr>
+        <w:t xml:space="preserve"> produce a </w:t>
+      </w:r>
+      <w:r>
+        <w:rPr>
+          <w:rFonts w:ascii="Consolas" w:hAnsi="Consolas"/>
+          <w:sz w:val="22"/>
+        </w:rPr>
+        <w:t>training-effectiveness-record</w:t>
+      </w:r>
+      <w:r>
+        <w:rPr>
+          <w:sz w:val="22"/>
+        </w:rPr>
+        <w:t xml:space="preserve"> JSON that passes the KSI-022 thresholds and bind it as slot-08 evidence; then run </w:t>
+      </w:r>
+      <w:r>
+        <w:rPr>
+          <w:rFonts w:ascii="Consolas" w:hAnsi="Consolas"/>
+          <w:sz w:val="22"/>
+        </w:rPr>
+        <w:t>uiao oscal bundle</w:t>
+      </w:r>
+      <w:r>
+        <w:rPr>
+          <w:sz w:val="22"/>
+        </w:rPr>
+        <w:t>-style generation, trace the AP→AR→POA&amp;M UUID links, and simulate a completion-rate drop below 95% to watch the POA&amp;M entry auto-populate.</w:t>
+      </w:r>
+    </w:p>
+    <w:p>
+      <w:pPr>
+        <w:pStyle w:val="ListBullet"/>
+      </w:pPr>
+      <w:r>
+        <w:rPr>
+          <w:b/>
+          <w:sz w:val="22"/>
+        </w:rPr>
+        <w:t>Vendor training:</w:t>
+      </w:r>
+      <w:r>
+        <w:rPr>
+          <w:sz w:val="22"/>
+        </w:rPr>
+        <w:t xml:space="preserve"> CISA Learning and SANS (awareness program design), FedRAMP PMO materials (20x submission), NIST NICE (role mapping) — see catalog §Federal &amp; compliance.</w:t>
+      </w:r>
+    </w:p>
+    <w:p>
+      <w:pPr>
+        <w:pStyle w:val="Heading2"/>
+      </w:pPr>
+      <w:r>
+        <w:rPr>
+          <w:color w:val="0D1B2E"/>
+        </w:rPr>
         <w:t>Capstone — one module, evidence-complete</w:t>
       </w:r>
     </w:p>
@@ -740,7 +862,7 @@
         <w:rPr>
           <w:sz w:val="22"/>
         </w:rPr>
-        <w:t>Pick one module (B1–B6). Implement or lab-simulate it end-to-end, land the evidence where the slot mapping binds it, then regenerate the verdicts:</w:t>
+        <w:t>Pick one module (B1–B7). Implement or lab-simulate it end-to-end, land the evidence where the slot mapping binds it, then regenerate the verdicts:</w:t>
       </w:r>
     </w:p>
     <w:p>
@@ -814,7 +936,7 @@
         <w:rPr>
           <w:sz w:val="22"/>
         </w:rPr>
-        <w:t>B1 → B2 → B3 is a real dependency chain (addressing before transport before data placement). B4–B6 can run in parallel after B2. Track A modules can be interleaved freely; many teams pair each B-module with its A-module (B1↔A2, B2↔A1/A3, B3↔A1, B4↔A1/A5, B5↔A4/A6, B6↔A6/A7).</w:t>
+        <w:t>B1 → B2 → B3 is a real dependency chain (addressing before transport before data placement). B4–B6 can run in parallel after B2; B7 runs last — it assembles what every other module produced. Track A modules can be interleaved freely; many teams pair each B-module with its A-module (B1↔A2, B2↔A1/A3, B3↔A1, B4↔A1/A5, B5↔A4/A6, B6↔A6/A7, B7↔A8).</w:t>
       </w:r>
     </w:p>
     <w:sectPr>

--- a/docs/publications/aan-training-program/AAN_Track_B_Implementation.docx
+++ b/docs/publications/aan-training-program/AAN_Track_B_Implementation.docx
@@ -20,7 +20,7 @@
           <w:color w:val="5A5A5A"/>
           <w:sz w:val="24"/>
         </w:rPr>
-        <w:t>Building the architectures the 15 AAN books describe, and producing the evidence Track A consumes</w:t>
+        <w:t>Building the architectures the 20 AAN books describe, and producing the evidence Track A consumes</w:t>
       </w:r>
     </w:p>
     <w:p>
@@ -220,7 +220,7 @@
           <w:color w:val="5A5A5A"/>
           <w:sz w:val="18"/>
         </w:rPr>
-        <w:t>Figure 1 — Track B sequencing: B1 → B2 → B3 is a real dependency chain; B4–B6 run in parallel after B2; B7 (authorize &amp; operate, Books 15–16) caps the track.</w:t>
+        <w:t>Figure 1 — Track B sequencing: B1 → B2 → B3 → B4 is a real dependency chain; B5–B7 run in parallel after B2; B8 (authorize &amp; operate, Books 18–19) caps the track.</w:t>
       </w:r>
     </w:p>
     <w:p>
@@ -314,7 +314,7 @@
         <w:rPr>
           <w:color w:val="0D1B2E"/>
         </w:rPr>
-        <w:t>Module B2 — Network &amp; telecommunications modernization (Books 02–03)</w:t>
+        <w:t>Module B2 — Access &amp; identity foundations (Books 02–04)</w:t>
       </w:r>
     </w:p>
     <w:p>
@@ -332,7 +332,116 @@
         <w:rPr>
           <w:sz w:val="22"/>
         </w:rPr>
-        <w:t xml:space="preserve"> Book 02 (SD-WAN, SASE, unified communications — Teams Phone, Amazon Connect) and Book 03 (Entra ID, ZTNA, active governance).</w:t>
+        <w:t xml:space="preserve"> Book 02 (Network Access Control — 802.1X), Book 03 (Certificates, Tokens &amp; Cryptographic Identity), Book 04 (HRIT Identity &amp; Organizational SSOT).</w:t>
+      </w:r>
+    </w:p>
+    <w:p>
+      <w:pPr>
+        <w:pStyle w:val="ListBullet"/>
+      </w:pPr>
+      <w:r>
+        <w:rPr>
+          <w:b/>
+          <w:sz w:val="22"/>
+        </w:rPr>
+        <w:t>Build:</w:t>
+      </w:r>
+      <w:r>
+        <w:rPr>
+          <w:sz w:val="22"/>
+        </w:rPr>
+        <w:t xml:space="preserve"> the admission-and-identity layer everything after B1 assumes — 802.1X EAP-TLS port/wireless authentication against NPS with the five-tier VLAN model, MAB only as a documented exception, and CoA for live re-evaluation (Book 02); the cryptographic credential plane — an offline HSM-backed root with name-constrained issuing CAs, ACME/SCEP issuance sized for 47-day certificate lifetimes, CAA records, and phishing-resistant MFA plus workload identity federation to retire long-lived secrets (Book 03); and the HR-driven SSOT pipeline — Oracle HCM as the authoritative source, effective-dated records, and the SCIM/Graph </w:t>
+      </w:r>
+      <w:r>
+        <w:rPr>
+          <w:rFonts w:ascii="Consolas" w:hAnsi="Consolas"/>
+          <w:sz w:val="22"/>
+        </w:rPr>
+        <w:t>bulkUpload</w:t>
+      </w:r>
+      <w:r>
+        <w:rPr>
+          <w:sz w:val="22"/>
+        </w:rPr>
+        <w:t xml:space="preserve"> provisioning flow with the six-step leaver sequence (Book 04).</w:t>
+      </w:r>
+    </w:p>
+    <w:p>
+      <w:pPr>
+        <w:pStyle w:val="ListBullet"/>
+      </w:pPr>
+      <w:r>
+        <w:rPr>
+          <w:b/>
+          <w:sz w:val="22"/>
+        </w:rPr>
+        <w:t>Lab:</w:t>
+      </w:r>
+      <w:r>
+        <w:rPr>
+          <w:sz w:val="22"/>
+        </w:rPr>
+        <w:t xml:space="preserve"> three exercises, one per book: deploy EAP-TLS </w:t>
+      </w:r>
+      <w:r>
+        <w:rPr>
+          <w:b/>
+          <w:sz w:val="22"/>
+        </w:rPr>
+        <w:t>in monitor mode first</w:t>
+      </w:r>
+      <w:r>
+        <w:rPr>
+          <w:sz w:val="22"/>
+        </w:rPr>
+        <w:t xml:space="preserve"> with an Intune SCEP profile, review the would-have-failed log, then promote one switch/SSID to enforce; stand up the CAA + ACME DNS-01 issuance chain and rotate a certificate inside the 47-day window; run the six-step leaver sequence in shadow mode and capture the deprovisioning evidence. The Book 03/04 artifacts bind as slot-01 identity evidence; Book 02's port-authentication evidence is held pending the adapter mapping refresh.</w:t>
+      </w:r>
+    </w:p>
+    <w:p>
+      <w:pPr>
+        <w:pStyle w:val="ListBullet"/>
+      </w:pPr>
+      <w:r>
+        <w:rPr>
+          <w:b/>
+          <w:sz w:val="22"/>
+        </w:rPr>
+        <w:t>Vendor training:</w:t>
+      </w:r>
+      <w:r>
+        <w:rPr>
+          <w:sz w:val="22"/>
+        </w:rPr>
+        <w:t xml:space="preserve"> Cisco U / Networking Academy (ISE, NAC), Microsoft SC-300 (Entra identity &amp; lifecycle), AZ-500, SailPoint Identity University (joiner-mover-leaver) — see catalog §Identity &amp; zero trust and §Networking &amp; DDI.</w:t>
+      </w:r>
+    </w:p>
+    <w:p>
+      <w:pPr>
+        <w:pStyle w:val="Heading2"/>
+      </w:pPr>
+      <w:r>
+        <w:rPr>
+          <w:color w:val="0D1B2E"/>
+        </w:rPr>
+        <w:t>Module B3 — Network &amp; telecommunications modernization (Books 05–06)</w:t>
+      </w:r>
+    </w:p>
+    <w:p>
+      <w:pPr>
+        <w:pStyle w:val="ListBullet"/>
+      </w:pPr>
+      <w:r>
+        <w:rPr>
+          <w:b/>
+          <w:sz w:val="22"/>
+        </w:rPr>
+        <w:t>Read:</w:t>
+      </w:r>
+      <w:r>
+        <w:rPr>
+          <w:sz w:val="22"/>
+        </w:rPr>
+        <w:t xml:space="preserve"> Book 05 (SD-WAN, SASE, unified communications — Teams Phone, Amazon Connect) and Book 06 (Entra ID, ZTNA, active governance).</w:t>
       </w:r>
     </w:p>
     <w:p>
@@ -397,7 +506,7 @@
         <w:rPr>
           <w:color w:val="0D1B2E"/>
         </w:rPr>
-        <w:t>Module B3 — Data platform modernization (Books 04–06)</w:t>
+        <w:t>Module B4 — Data platform modernization (Books 07–09)</w:t>
       </w:r>
     </w:p>
     <w:p>
@@ -415,7 +524,7 @@
         <w:rPr>
           <w:sz w:val="22"/>
         </w:rPr>
-        <w:t xml:space="preserve"> Book 04 (SQL Server Authentication Modernization), Book 05 (SQL Server Implementation Guide — the runbook), Book 06 (Database Consolidation &amp; Network Physics).</w:t>
+        <w:t xml:space="preserve"> Book 07 (SQL Server Authentication Modernization), Book 08 (SQL Server Implementation Guide — the runbook), Book 09 (Database Consolidation &amp; Network Physics).</w:t>
       </w:r>
     </w:p>
     <w:p>
@@ -433,7 +542,7 @@
         <w:rPr>
           <w:sz w:val="22"/>
         </w:rPr>
-        <w:t xml:space="preserve"> Entra-integrated SQL Server authentication (no SQL logins), then the consolidation architecture Book 06 derives from network physics (latency budgets, placement, failure domains).</w:t>
+        <w:t xml:space="preserve"> Entra-integrated SQL Server authentication (no SQL logins), then the consolidation architecture Book 09 derives from network physics (latency budgets, placement, failure domains).</w:t>
       </w:r>
     </w:p>
     <w:p>
@@ -451,7 +560,7 @@
         <w:rPr>
           <w:sz w:val="22"/>
         </w:rPr>
-        <w:t xml:space="preserve"> execute the Book 05 runbook against a lab instance; capture the authentication-mode evidence and bind it as slot-01 identity evidence.</w:t>
+        <w:t xml:space="preserve"> execute the Book 08 runbook against a lab instance; capture the authentication-mode evidence and bind it as slot-01 identity evidence.</w:t>
       </w:r>
     </w:p>
     <w:p>
@@ -480,7 +589,7 @@
         <w:rPr>
           <w:color w:val="0D1B2E"/>
         </w:rPr>
-        <w:t>Module B4 — Privileged access (Book 07)</w:t>
+        <w:t>Module B5 — Privileged access (Book 10)</w:t>
       </w:r>
     </w:p>
     <w:p>
@@ -498,7 +607,7 @@
         <w:rPr>
           <w:sz w:val="22"/>
         </w:rPr>
-        <w:t xml:space="preserve"> Book 07 (Privileged Access Management — Entra PIM + PAW).</w:t>
+        <w:t xml:space="preserve"> Book 10 (Privileged Access Management — Entra PIM + PAW).</w:t>
       </w:r>
     </w:p>
     <w:p>
@@ -563,7 +672,7 @@
         <w:rPr>
           <w:color w:val="0D1B2E"/>
         </w:rPr>
-        <w:t>Module B5 — Detect &amp; protect (Books 08–10)</w:t>
+        <w:t>Module B6 — Detect &amp; protect (Books 11–13)</w:t>
       </w:r>
     </w:p>
     <w:p>
@@ -581,7 +690,7 @@
         <w:rPr>
           <w:sz w:val="22"/>
         </w:rPr>
-        <w:t xml:space="preserve"> Book 08 (Vulnerability Management — Defender VM + KEV), Book 09 (Data Protection — Purview + Key Vault CMK), Book 10 (SIEM / XDR Detection — Sentinel).</w:t>
+        <w:t xml:space="preserve"> Book 11 (Vulnerability Management — Defender VM + KEV), Book 12 (Data Protection — Purview + Key Vault CMK), Book 13 (SIEM / XDR Detection — Sentinel).</w:t>
       </w:r>
     </w:p>
     <w:p>
@@ -646,7 +755,7 @@
         <w:rPr>
           <w:color w:val="0D1B2E"/>
         </w:rPr>
-        <w:t>Module B6 — Resilience &amp; governance (Books 11–14)</w:t>
+        <w:t>Module B7 — Resilience &amp; governance (Books 14–17)</w:t>
       </w:r>
     </w:p>
     <w:p>
@@ -664,7 +773,7 @@
         <w:rPr>
           <w:sz w:val="22"/>
         </w:rPr>
-        <w:t xml:space="preserve"> Book 11 (Business Continuity), Book 12 (Supply Chain Risk Management), Book 13 (Program Management &amp; Governance), Book 14 (PII Processing &amp; Transparency).</w:t>
+        <w:t xml:space="preserve"> Book 14 (Business Continuity), Book 15 (Supply Chain Risk Management), Book 16 (Program Management &amp; Governance), Book 17 (PII Processing &amp; Transparency).</w:t>
       </w:r>
     </w:p>
     <w:p>
@@ -729,7 +838,7 @@
         <w:rPr>
           <w:color w:val="0D1B2E"/>
         </w:rPr>
-        <w:t>Module B7 — Authorize &amp; operate (Books 15–16)</w:t>
+        <w:t>Module B8 — Authorize &amp; operate (Books 18–19)</w:t>
       </w:r>
     </w:p>
     <w:p>
@@ -747,7 +856,7 @@
         <w:rPr>
           <w:sz w:val="22"/>
         </w:rPr>
-        <w:t xml:space="preserve"> Book 15 (Cybersecurity Training &amp; Awareness) and Book 16 (Authorization Package &amp; ConMon).</w:t>
+        <w:t xml:space="preserve"> Book 18 (Cybersecurity Training &amp; Awareness) and Book 19 (Authorization Package &amp; ConMon).</w:t>
       </w:r>
     </w:p>
     <w:p>
@@ -862,7 +971,7 @@
         <w:rPr>
           <w:sz w:val="22"/>
         </w:rPr>
-        <w:t>Pick one module (B1–B7). Implement or lab-simulate it end-to-end, land the evidence where the slot mapping binds it, then regenerate the verdicts:</w:t>
+        <w:t>Pick one module (B1–B8). Implement or lab-simulate it end-to-end, land the evidence where the slot mapping binds it, then regenerate the verdicts:</w:t>
       </w:r>
     </w:p>
     <w:p>
@@ -936,7 +1045,7 @@
         <w:rPr>
           <w:sz w:val="22"/>
         </w:rPr>
-        <w:t>B1 → B2 → B3 is a real dependency chain (addressing before transport before data placement). B4–B6 can run in parallel after B2; B7 runs last — it assembles what every other module produced. Track A modules can be interleaved freely; many teams pair each B-module with its A-module (B1↔A2, B2↔A1/A3, B3↔A1, B4↔A1/A5, B5↔A4/A6, B6↔A6/A7, B7↔A8).</w:t>
+        <w:t>B1 → B2 → B3 → B4 is a real dependency chain (addressing before admission and identity, identity before transport policy, transport before data placement). B5–B7 can run in parallel once B2's identity layer exists; B8 runs last — it assembles what every other module produced. Track A modules can be interleaved freely; many teams pair each B-module with its A-module (B1↔A2, B2↔A1/A5, B3↔A1/A3, B4↔A1, B5↔A1/A5, B6↔A4/A6, B7↔A6/A7, B8↔A8).</w:t>
       </w:r>
     </w:p>
     <w:sectPr>
